--- a/printables/sprint-answers/U3-sprint-answers.docx
+++ b/printables/sprint-answers/U3-sprint-answers.docx
@@ -4,7 +4,7 @@
   <w:body>
     <w:p>
       <w:pPr>
-        <w:spacing w:before="0" w:after="40" w:line="269" w:lineRule="auto"/>
+        <w:spacing w:before="0" w:after="20" w:line="252" w:lineRule="auto"/>
         <w:jc w:val="center"/>
       </w:pPr>
       <w:r>
@@ -12,14 +12,14 @@
           <w:rFonts w:ascii="宋体" w:hAnsi="宋体" w:eastAsia="宋体"/>
           <w:b/>
           <w:color w:val="F4A261"/>
-          <w:sz w:val="18"/>
+          <w:sz w:val="16"/>
         </w:rPr>
         <w:t>语文书桌 · 参考答案（做完再看）</w:t>
       </w:r>
     </w:p>
     <w:p>
       <w:pPr>
-        <w:spacing w:before="0" w:after="40" w:line="269" w:lineRule="auto"/>
+        <w:spacing w:before="0" w:after="20" w:line="252" w:lineRule="auto"/>
         <w:jc w:val="center"/>
       </w:pPr>
       <w:r>
@@ -27,14 +27,14 @@
           <w:rFonts w:ascii="黑体" w:hAnsi="黑体" w:eastAsia="黑体"/>
           <w:b/>
           <w:color w:val="E85D04"/>
-          <w:sz w:val="30"/>
+          <w:sz w:val="26"/>
         </w:rPr>
         <w:t>第三单元冲刺 · 参考答案</w:t>
       </w:r>
     </w:p>
     <w:p>
       <w:pPr>
-        <w:spacing w:before="0" w:after="120" w:line="269" w:lineRule="auto"/>
+        <w:spacing w:before="0" w:after="80" w:line="252" w:lineRule="auto"/>
         <w:jc w:val="center"/>
       </w:pPr>
       <w:r>
@@ -42,168 +42,168 @@
           <w:rFonts w:ascii="宋体" w:hAnsi="宋体" w:eastAsia="宋体"/>
           <w:b w:val="0"/>
           <w:color w:val="C2410C"/>
-          <w:sz w:val="20"/>
+          <w:sz w:val="16"/>
         </w:rPr>
-        <w:t>单独答案页 · 可打印 A4　|　先做卷再对答案</w:t>
+        <w:t>单独答案页 · 尽量一页打完　|　先做卷再对答案</w:t>
       </w:r>
     </w:p>
     <w:p>
       <w:pPr>
-        <w:spacing w:before="160" w:after="80" w:line="269" w:lineRule="auto"/>
+        <w:spacing w:before="80" w:after="20" w:line="252" w:lineRule="auto"/>
       </w:pPr>
       <w:r>
         <w:rPr>
           <w:rFonts w:ascii="宋体" w:hAnsi="宋体" w:eastAsia="宋体"/>
           <w:b/>
           <w:color w:val="E85D04"/>
-          <w:sz w:val="24"/>
+          <w:sz w:val="20"/>
         </w:rPr>
         <w:t>一、字词</w:t>
       </w:r>
     </w:p>
     <w:p>
       <w:pPr>
-        <w:spacing w:before="0" w:after="60" w:line="269" w:lineRule="auto"/>
+        <w:spacing w:before="0" w:after="20" w:line="252" w:lineRule="auto"/>
       </w:pPr>
       <w:r>
         <w:rPr>
           <w:rFonts w:ascii="宋体" w:hAnsi="宋体" w:eastAsia="宋体"/>
           <w:b w:val="0"/>
           <w:color w:val="1C1917"/>
-          <w:sz w:val="22"/>
+          <w:sz w:val="19"/>
         </w:rPr>
         <w:t>光滑、嫩绿、爬山虎、均匀、空隙、住宅、慎重</w:t>
       </w:r>
     </w:p>
     <w:p>
       <w:pPr>
-        <w:spacing w:before="160" w:after="80" w:line="269" w:lineRule="auto"/>
+        <w:spacing w:before="80" w:after="20" w:line="252" w:lineRule="auto"/>
       </w:pPr>
       <w:r>
         <w:rPr>
           <w:rFonts w:ascii="宋体" w:hAnsi="宋体" w:eastAsia="宋体"/>
           <w:b/>
           <w:color w:val="E85D04"/>
-          <w:sz w:val="24"/>
+          <w:sz w:val="20"/>
         </w:rPr>
         <w:t>二、多音 / 错别字</w:t>
       </w:r>
     </w:p>
     <w:p>
       <w:pPr>
-        <w:spacing w:before="0" w:after="60" w:line="269" w:lineRule="auto"/>
+        <w:spacing w:before="0" w:after="20" w:line="252" w:lineRule="auto"/>
       </w:pPr>
       <w:r>
         <w:rPr>
           <w:rFonts w:ascii="宋体" w:hAnsi="宋体" w:eastAsia="宋体"/>
           <w:b w:val="0"/>
           <w:color w:val="1C1917"/>
-          <w:sz w:val="22"/>
+          <w:sz w:val="19"/>
         </w:rPr>
         <w:t>投降 xiáng / 降低 jiàng；歌曲 qǔ / 曲折 qū；茎 jīng；谨慎 shèn</w:t>
       </w:r>
     </w:p>
     <w:p>
       <w:pPr>
-        <w:spacing w:before="0" w:after="60" w:line="269" w:lineRule="auto"/>
+        <w:spacing w:before="0" w:after="20" w:line="252" w:lineRule="auto"/>
       </w:pPr>
       <w:r>
         <w:rPr>
           <w:rFonts w:ascii="宋体" w:hAnsi="宋体" w:eastAsia="宋体"/>
           <w:b w:val="0"/>
           <w:color w:val="1C1917"/>
-          <w:sz w:val="22"/>
+          <w:sz w:val="19"/>
         </w:rPr>
-        <w:t>痕迹（非痕际）；平坦（非平担）；触角（非触脚）</w:t>
+        <w:t>痕迹；平坦；触角</w:t>
       </w:r>
     </w:p>
     <w:p>
       <w:pPr>
-        <w:spacing w:before="160" w:after="80" w:line="269" w:lineRule="auto"/>
+        <w:spacing w:before="80" w:after="20" w:line="252" w:lineRule="auto"/>
       </w:pPr>
       <w:r>
         <w:rPr>
           <w:rFonts w:ascii="宋体" w:hAnsi="宋体" w:eastAsia="宋体"/>
           <w:b/>
           <w:color w:val="E85D04"/>
-          <w:sz w:val="24"/>
+          <w:sz w:val="20"/>
         </w:rPr>
         <w:t>三、诗句 / 俗语</w:t>
       </w:r>
     </w:p>
     <w:p>
       <w:pPr>
-        <w:spacing w:before="0" w:after="60" w:line="269" w:lineRule="auto"/>
+        <w:spacing w:before="0" w:after="20" w:line="252" w:lineRule="auto"/>
       </w:pPr>
       <w:r>
         <w:rPr>
           <w:rFonts w:ascii="宋体" w:hAnsi="宋体" w:eastAsia="宋体"/>
           <w:b w:val="0"/>
           <w:color w:val="1C1917"/>
-          <w:sz w:val="22"/>
+          <w:sz w:val="19"/>
         </w:rPr>
-        <w:t>横看成岭侧成峰，远近高低各不同；只缘身在此山中（缘＝因为）</w:t>
+        <w:t>横看成岭侧成峰，远近高低各不同；缘＝因为</w:t>
       </w:r>
     </w:p>
     <w:p>
       <w:pPr>
-        <w:spacing w:before="0" w:after="60" w:line="269" w:lineRule="auto"/>
+        <w:spacing w:before="0" w:after="20" w:line="252" w:lineRule="auto"/>
       </w:pPr>
       <w:r>
         <w:rPr>
           <w:rFonts w:ascii="宋体" w:hAnsi="宋体" w:eastAsia="宋体"/>
           <w:b w:val="0"/>
           <w:color w:val="1C1917"/>
-          <w:sz w:val="22"/>
+          <w:sz w:val="19"/>
         </w:rPr>
-        <w:t>一场秋雨一场寒，十场秋雨要穿棉（或：十场秋雨穿上棉）</w:t>
+        <w:t>一场秋雨一场寒，十场秋雨要穿棉</w:t>
       </w:r>
     </w:p>
     <w:p>
       <w:pPr>
-        <w:spacing w:before="160" w:after="80" w:line="269" w:lineRule="auto"/>
+        <w:spacing w:before="80" w:after="20" w:line="252" w:lineRule="auto"/>
       </w:pPr>
       <w:r>
         <w:rPr>
           <w:rFonts w:ascii="宋体" w:hAnsi="宋体" w:eastAsia="宋体"/>
           <w:b/>
           <w:color w:val="E85D04"/>
-          <w:sz w:val="24"/>
+          <w:sz w:val="20"/>
         </w:rPr>
-        <w:t>四、观察仿写 + 短阅读</w:t>
+        <w:t>四、观察 + 阅读</w:t>
       </w:r>
     </w:p>
     <w:p>
       <w:pPr>
-        <w:spacing w:before="0" w:after="60" w:line="269" w:lineRule="auto"/>
+        <w:spacing w:before="0" w:after="20" w:line="252" w:lineRule="auto"/>
       </w:pPr>
       <w:r>
         <w:rPr>
           <w:rFonts w:ascii="宋体" w:hAnsi="宋体" w:eastAsia="宋体"/>
           <w:b w:val="0"/>
           <w:color w:val="1C1917"/>
-          <w:sz w:val="22"/>
+          <w:sz w:val="19"/>
         </w:rPr>
-        <w:t>仿写写出变化过程即可；「潜伏」：隐藏、埋伏（意思对即可）。</w:t>
+        <w:t>仿写写出变化即可；潜伏：隐藏、埋伏。</w:t>
       </w:r>
     </w:p>
     <w:p>
       <w:pPr>
-        <w:spacing w:before="200" w:after="60" w:line="269" w:lineRule="auto"/>
+        <w:spacing w:before="120" w:after="40" w:line="252" w:lineRule="auto"/>
       </w:pPr>
       <w:r>
         <w:rPr>
           <w:rFonts w:ascii="宋体" w:hAnsi="宋体" w:eastAsia="宋体"/>
           <w:b w:val="0"/>
           <w:color w:val="C2410C"/>
-          <w:sz w:val="20"/>
+          <w:sz w:val="18"/>
         </w:rPr>
         <w:t>□已对答案　□错题已入档</w:t>
       </w:r>
     </w:p>
     <w:sectPr>
       <w:pgSz w:w="11906" w:h="16838"/>
-      <w:pgMar w:top="794" w:right="964" w:bottom="794" w:left="964" w:header="720" w:footer="720" w:gutter="0"/>
+      <w:pgMar w:top="624" w:right="737" w:bottom="624" w:left="737" w:header="720" w:footer="720" w:gutter="0"/>
       <w:cols w:space="720"/>
       <w:docGrid w:linePitch="360"/>
     </w:sectPr>
@@ -576,7 +576,7 @@
     <w:rsid w:val="00FC693F"/>
     <w:rPr>
       <w:rFonts w:ascii="宋体" w:hAnsi="宋体" w:eastAsia="宋体"/>
-      <w:sz w:val="22"/>
+      <w:sz w:val="20"/>
     </w:rPr>
   </w:style>
   <w:style w:type="paragraph" w:styleId="Header">
